--- a/papers/p3-singapore/Cover_Letter.docx
+++ b/papers/p3-singapore/Cover_Letter.docx
@@ -15,7 +15,15 @@
         <w:spacing w:after="240"/>
       </w:pPr>
       <w:r>
-        <w:t>Please consider the enclosed manuscript, “Technological Capability, Digital Adoption, and the Internationalization–Performance Relationship in a Digital-Frontier Economy: Evidence From Singapore,” for possible publication in the journal.</w:t>
+        <w:t>Please consider the enclosed manuscript, “Technological Capability, Digital Adoption, and the Internationalization–Performance Relationship in a Digital-Frontier Economy: Evidence From Singapore,” for possible publication in Management International Review.</w:t>
+      </w:r>
+    </w:p>
+    <w:p>
+      <w:pPr>
+        <w:spacing w:after="240"/>
+      </w:pPr>
+      <w:r>
+        <w:t>We confirm that this manuscript has not been published elsewhere and is not under consideration by another journal. All authors have approved the manuscript and agree with its submission to Management International Review.</w:t>
       </w:r>
     </w:p>
     <w:p>
@@ -31,7 +39,7 @@
         <w:spacing w:after="240"/>
       </w:pPr>
       <w:r>
-        <w:t>The manuscript makes three contributions. First, it refines the boundary conditions of the internationalization–performance literature by showing that the classic right-side decline of the internationalization–performance curve is not formally identified within the observed export-intensity range in Singapore. Rather than challenging the established nonlinear literature, the findings suggest that, in a digital-frontier environment, the right-side decline may be attenuated or shifted toward sparsely populated levels of export intensity.</w:t>
+        <w:t>The manuscript makes three contributions. First, it refines the boundary conditions of the internationalization–performance literature by showing that the classic right-side decline of the curve is not formally identified within the observed export-intensity range in Singapore. Rather than challenging the established nonlinear literature, the findings suggest that, in a digital-frontier environment, the right-side decline may be attenuated or shifted toward sparsely populated levels of export intensity.</w:t>
       </w:r>
     </w:p>
     <w:p>
@@ -55,15 +63,7 @@
         <w:spacing w:after="240"/>
       </w:pPr>
       <w:r>
-        <w:t>The manuscript is likely to be of interest to readers concerned with internationalization, firm performance, digital strategy, and the boundary conditions under which established international business relationships travel to digitally mature contexts.</w:t>
-      </w:r>
-    </w:p>
-    <w:p>
-      <w:pPr>
-        <w:spacing w:after="240"/>
-      </w:pPr>
-      <w:r>
-        <w:t>This submission is original, is not under consideration elsewhere, and has not been published previously. All authors have approved the submission of the manuscript.</w:t>
+        <w:t>The manuscript is likely to be of interest to MIR readers concerned with internationalization, firm performance, digital strategy, and the boundary conditions under which established international business relationships travel to digitally mature contexts.</w:t>
       </w:r>
     </w:p>
     <w:p>

--- a/papers/p3-singapore/Cover_Letter.docx
+++ b/papers/p3-singapore/Cover_Letter.docx
@@ -15,7 +15,7 @@
         <w:spacing w:after="240"/>
       </w:pPr>
       <w:r>
-        <w:t>Please consider the enclosed manuscript, “Technological Capability, Digital Adoption, and the Internationalization–Performance Relationship in a Digital-Frontier Economy: Evidence From Singapore,” for possible publication in Management International Review.</w:t>
+        <w:t>Please consider the enclosed manuscript, “Technological Capability, Digital Adoption, and the Internationalization–Performance Relationship: A Firm-Level Study of Singapore,” for possible publication in Management International Review.</w:t>
       </w:r>
     </w:p>
     <w:p>
@@ -39,7 +39,7 @@
         <w:spacing w:after="240"/>
       </w:pPr>
       <w:r>
-        <w:t>The manuscript makes three contributions. First, it refines the boundary conditions of the internationalization–performance literature by showing that the classic right-side decline of the curve is not formally identified within the observed export-intensity range in Singapore. Rather than challenging the established nonlinear literature, the findings suggest that, in a digital-frontier environment, the right-side decline may be attenuated or shifted toward sparsely populated levels of export intensity.</w:t>
+        <w:t>The manuscript makes three contributions. First, it refines the boundary conditions of the internationalization–performance literature by showing that the classic right-side decline of the curve is not formally identified within the observed export-intensity range in Singapore. Rather than challenging the established nonlinear literature, the findings suggest that, in a extreme-case Singapore setting, the right-side decline may be attenuated or shifted toward sparsely populated levels of export intensity.</w:t>
       </w:r>
     </w:p>
     <w:p>

--- a/papers/p3-singapore/Cover_Letter.docx
+++ b/papers/p3-singapore/Cover_Letter.docx
@@ -31,7 +31,7 @@
         <w:spacing w:after="240"/>
       </w:pPr>
       <w:r>
-        <w:t>This manuscript examines how technological capability and digital adoption shape the internationalization–performance relationship in a digitally mature institutional environment. Using World Bank Enterprise Survey microdata for Singapore 2023 (N = 623), the study develops a two-construct measurement architecture that distinguishes a Technological Capability Index (TCI) from a Digital Adoption Index (DAI), thereby separating firm-internal capability depth from foundational digital interfaces and transaction-enabling mechanisms.</w:t>
+        <w:t>This manuscript examines how technological capability and digital adoption shape the internationalization–performance relationship in Singapore as an extreme-case, within-context setting of a digitally mature economy. Using World Bank Enterprise Survey microdata for Singapore 2023 (N = 623), the study develops a two-construct measurement architecture that distinguishes a Technological Capability Index (TCI) from a Digital Adoption Index (DAI), thereby separating firm-internal capability depth from foundational digital interfaces and transaction-enabling mechanisms.</w:t>
       </w:r>
     </w:p>
     <w:p>
@@ -39,7 +39,7 @@
         <w:spacing w:after="240"/>
       </w:pPr>
       <w:r>
-        <w:t>The manuscript makes three contributions. First, it refines the boundary conditions of the internationalization–performance literature by showing that the classic right-side decline of the curve is not formally identified within the observed export-intensity range in Singapore. Rather than challenging the established nonlinear literature, the findings suggest that, in a extreme-case Singapore setting, the right-side decline may be attenuated or shifted toward sparsely populated levels of export intensity.</w:t>
+        <w:t>The manuscript makes three contributions. First, it refines the boundary conditions of the internationalization–performance literature by showing that the classic right-side decline of the curve is not formally identified within the observed export-intensity range in Singapore. Rather than challenging the established nonlinear literature, the findings suggest that, in an extreme-case Singapore setting, the right-side decline may be attenuated or shifted toward sparsely populated levels of export intensity.</w:t>
       </w:r>
     </w:p>
     <w:p>

--- a/papers/p3-singapore/Cover_Letter.docx
+++ b/papers/p3-singapore/Cover_Letter.docx
@@ -87,7 +87,7 @@
         <w:spacing w:after="240"/>
       </w:pPr>
       <w:r>
-        <w:t>[Author name]</w:t>
+        <w:t>Phan Anh Tu</w:t>
       </w:r>
     </w:p>
     <w:p>
@@ -95,7 +95,7 @@
         <w:spacing w:after="240"/>
       </w:pPr>
       <w:r>
-        <w:t>[Affiliation]</w:t>
+        <w:t>School of Economics, Can Tho University, Can Tho, Vietnam</w:t>
       </w:r>
     </w:p>
     <w:p>
@@ -103,7 +103,9 @@
         <w:spacing w:after="240"/>
       </w:pPr>
       <w:r>
-        <w:t>[Email address]</w:t>
+        <w:t>patu@ctu.edu.vn</w:t>
+        <w:br/>
+        <w:t>ORCID: https://orcid.org/0000-0003-0667-3137</w:t>
       </w:r>
     </w:p>
     <w:sectPr>
